--- a/assets/templates/Templates/CправкаБассейн_шаблон.docx
+++ b/assets/templates/Templates/CправкаБассейн_шаблон.docx
@@ -535,7 +535,7 @@
           <w:sz w:val="24"/>
           <w:szCs w:val="24"/>
         </w:rPr>
-        <w:t>Допущен(а) по состоянию здоровья к оздоровительному плаванию в бассейне по группе А и занятиям в тренажерном зале.</w:t>
+        <w:t>[PoolAdmission] по состоянию здоровья к оздоровительному плаванию в бассейне по группе А и занятиям в тренажерном зале.</w:t>
       </w:r>
     </w:p>
     <w:p>
@@ -587,7 +587,7 @@
           <w:sz w:val="24"/>
           <w:szCs w:val="24"/>
         </w:rPr>
-        <w:t xml:space="preserve"> нет. Практически здоров(а)</w:t>
+        <w:t xml:space="preserve"> нет. Практически [PoolHealthy]</w:t>
       </w:r>
       <w:r>
         <w:rPr>
@@ -611,23 +611,23 @@
           <w:sz w:val="24"/>
           <w:szCs w:val="24"/>
         </w:rPr>
-        <w:t>Сибирцев В</w:t>
-      </w:r>
-      <w:r>
-        <w:rPr>
-          <w:rFonts w:ascii="Times New Roman" w:hAnsi="Times New Roman" w:cs="Times New Roman"/>
-          <w:sz w:val="24"/>
-          <w:szCs w:val="24"/>
-        </w:rPr>
-        <w:t>.</w:t>
-      </w:r>
-      <w:r>
-        <w:rPr>
-          <w:rFonts w:ascii="Times New Roman" w:hAnsi="Times New Roman" w:cs="Times New Roman"/>
-          <w:sz w:val="24"/>
-          <w:szCs w:val="24"/>
-        </w:rPr>
-        <w:t>А</w:t>
+        <w:t>[Doctor]</w:t>
+      </w:r>
+      <w:r>
+        <w:rPr>
+          <w:rFonts w:ascii="Times New Roman" w:hAnsi="Times New Roman" w:cs="Times New Roman"/>
+          <w:sz w:val="24"/>
+          <w:szCs w:val="24"/>
+        </w:rPr>
+        <w:t/>
+      </w:r>
+      <w:r>
+        <w:rPr>
+          <w:rFonts w:ascii="Times New Roman" w:hAnsi="Times New Roman" w:cs="Times New Roman"/>
+          <w:sz w:val="24"/>
+          <w:szCs w:val="24"/>
+        </w:rPr>
+        <w:t/>
       </w:r>
     </w:p>
     <w:p>
@@ -661,23 +661,23 @@
           <w:sz w:val="24"/>
           <w:szCs w:val="24"/>
         </w:rPr>
-        <w:t>п</w:t>
-      </w:r>
-      <w:r>
-        <w:rPr>
-          <w:rFonts w:ascii="Times New Roman" w:hAnsi="Times New Roman" w:cs="Times New Roman"/>
-          <w:sz w:val="24"/>
-          <w:szCs w:val="24"/>
-        </w:rPr>
-        <w:t>рактически</w:t>
-      </w:r>
-      <w:r>
-        <w:rPr>
-          <w:rFonts w:ascii="Times New Roman" w:hAnsi="Times New Roman" w:cs="Times New Roman"/>
-          <w:sz w:val="24"/>
-          <w:szCs w:val="24"/>
-        </w:rPr>
-        <w:t xml:space="preserve"> Здоро</w:t>
+        <w:t>практически [PoolHealthy]</w:t>
+      </w:r>
+      <w:r>
+        <w:rPr>
+          <w:rFonts w:ascii="Times New Roman" w:hAnsi="Times New Roman" w:cs="Times New Roman"/>
+          <w:sz w:val="24"/>
+          <w:szCs w:val="24"/>
+        </w:rPr>
+        <w:t/>
+      </w:r>
+      <w:r>
+        <w:rPr>
+          <w:rFonts w:ascii="Times New Roman" w:hAnsi="Times New Roman" w:cs="Times New Roman"/>
+          <w:sz w:val="24"/>
+          <w:szCs w:val="24"/>
+        </w:rPr>
+        <w:t xml:space="preserve"/>
       </w:r>
       <w:proofErr w:type="gramStart"/>
       <w:r>
@@ -686,15 +686,15 @@
           <w:sz w:val="24"/>
           <w:szCs w:val="24"/>
         </w:rPr>
-        <w:t>в</w:t>
-      </w:r>
-      <w:r>
-        <w:rPr>
-          <w:rFonts w:ascii="Times New Roman" w:hAnsi="Times New Roman" w:cs="Times New Roman"/>
-          <w:sz w:val="24"/>
-          <w:szCs w:val="24"/>
-        </w:rPr>
-        <w:t>(</w:t>
+        <w:t/>
+      </w:r>
+      <w:r>
+        <w:rPr>
+          <w:rFonts w:ascii="Times New Roman" w:hAnsi="Times New Roman" w:cs="Times New Roman"/>
+          <w:sz w:val="24"/>
+          <w:szCs w:val="24"/>
+        </w:rPr>
+        <w:t/>
       </w:r>
       <w:proofErr w:type="gramEnd"/>
       <w:r>
@@ -703,7 +703,7 @@
           <w:sz w:val="24"/>
           <w:szCs w:val="24"/>
         </w:rPr>
-        <w:t>а)</w:t>
+        <w:t/>
       </w:r>
       <w:r>
         <w:rPr>
@@ -735,49 +735,49 @@
           <w:sz w:val="24"/>
           <w:szCs w:val="24"/>
         </w:rPr>
-        <w:t>Сибирцев В</w:t>
-      </w:r>
-      <w:r>
-        <w:rPr>
-          <w:rFonts w:ascii="Times New Roman" w:hAnsi="Times New Roman" w:cs="Times New Roman"/>
-          <w:sz w:val="24"/>
-          <w:szCs w:val="24"/>
-        </w:rPr>
-        <w:t>.</w:t>
-      </w:r>
-      <w:r>
-        <w:rPr>
-          <w:rFonts w:ascii="Times New Roman" w:hAnsi="Times New Roman" w:cs="Times New Roman"/>
-          <w:sz w:val="24"/>
-          <w:szCs w:val="24"/>
-        </w:rPr>
-        <w:t>А</w:t>
-      </w:r>
-    </w:p>
-    <w:p>
-      <w:pPr>
-        <w:spacing w:line="480" w:lineRule="auto"/>
-        <w:rPr>
-          <w:rFonts w:ascii="Times New Roman" w:hAnsi="Times New Roman" w:cs="Times New Roman"/>
-          <w:sz w:val="24"/>
-          <w:szCs w:val="24"/>
-        </w:rPr>
-      </w:pPr>
-      <w:r>
-        <w:rPr>
-          <w:rFonts w:ascii="Times New Roman" w:hAnsi="Times New Roman" w:cs="Times New Roman"/>
-          <w:sz w:val="24"/>
-          <w:szCs w:val="24"/>
-        </w:rPr>
-        <w:t xml:space="preserve">Справка действительна </w:t>
-      </w:r>
-      <w:r>
-        <w:rPr>
-          <w:rFonts w:ascii="Times New Roman" w:hAnsi="Times New Roman" w:cs="Times New Roman"/>
-          <w:sz w:val="24"/>
-          <w:szCs w:val="24"/>
-        </w:rPr>
-        <w:t xml:space="preserve">6 месяцев.      </w:t>
+        <w:t>[Doctor]</w:t>
+      </w:r>
+      <w:r>
+        <w:rPr>
+          <w:rFonts w:ascii="Times New Roman" w:hAnsi="Times New Roman" w:cs="Times New Roman"/>
+          <w:sz w:val="24"/>
+          <w:szCs w:val="24"/>
+        </w:rPr>
+        <w:t/>
+      </w:r>
+      <w:r>
+        <w:rPr>
+          <w:rFonts w:ascii="Times New Roman" w:hAnsi="Times New Roman" w:cs="Times New Roman"/>
+          <w:sz w:val="24"/>
+          <w:szCs w:val="24"/>
+        </w:rPr>
+        <w:t/>
+      </w:r>
+    </w:p>
+    <w:p>
+      <w:pPr>
+        <w:spacing w:line="480" w:lineRule="auto"/>
+        <w:rPr>
+          <w:rFonts w:ascii="Times New Roman" w:hAnsi="Times New Roman" w:cs="Times New Roman"/>
+          <w:sz w:val="24"/>
+          <w:szCs w:val="24"/>
+        </w:rPr>
+      </w:pPr>
+      <w:r>
+        <w:rPr>
+          <w:rFonts w:ascii="Times New Roman" w:hAnsi="Times New Roman" w:cs="Times New Roman"/>
+          <w:sz w:val="24"/>
+          <w:szCs w:val="24"/>
+        </w:rPr>
+        <w:t xml:space="preserve">Справка действительна до [PoolValidUntil] Врач __________________ [Doctor]</w:t>
+      </w:r>
+      <w:r>
+        <w:rPr>
+          <w:rFonts w:ascii="Times New Roman" w:hAnsi="Times New Roman" w:cs="Times New Roman"/>
+          <w:sz w:val="24"/>
+          <w:szCs w:val="24"/>
+        </w:rPr>
+        <w:t xml:space="preserve">      </w:t>
       </w:r>
     </w:p>
     <w:p>

--- a/assets/templates/Templates/CправкаБассейн_шаблон.docx
+++ b/assets/templates/Templates/CправкаБассейн_шаблон.docx
@@ -611,7 +611,7 @@
           <w:sz w:val="24"/>
           <w:szCs w:val="24"/>
         </w:rPr>
-        <w:t>[Doctor]</w:t>
+        <w:t>[PoolDermatologistDoctor]</w:t>
       </w:r>
       <w:r>
         <w:rPr>
@@ -735,7 +735,7 @@
           <w:sz w:val="24"/>
           <w:szCs w:val="24"/>
         </w:rPr>
-        <w:t>[Doctor]</w:t>
+        <w:t>[PoolTherapistDoctor]</w:t>
       </w:r>
       <w:r>
         <w:rPr>
@@ -769,7 +769,7 @@
           <w:sz w:val="24"/>
           <w:szCs w:val="24"/>
         </w:rPr>
-        <w:t xml:space="preserve">Справка действительна до [PoolValidUntil] Врач __________________ [Doctor]</w:t>
+        <w:t xml:space="preserve">Справка действительна до [PoolValidUntil] Врач __________________ [PoolIssuerDoctor]</w:t>
       </w:r>
       <w:r>
         <w:rPr>
